--- a/AI hammton ndeke (1).docx
+++ b/AI hammton ndeke (1).docx
@@ -4103,7 +4103,14 @@
           <w:color w:val="467886"/>
           <w:u w:val="single" w:color="467886"/>
         </w:rPr>
-        <w:t>ndekeharrison8@gmail.com</w:t>
+        <w:t>hammtonndeke</w:t>
+      </w:r>
+      <w:r>
+        <w:rPr>
+          <w:color w:val="467886"/>
+          <w:u w:val="single" w:color="467886"/>
+        </w:rPr>
+        <w:t>@gmail.com</w:t>
       </w:r>
       <w:r>
         <w:t xml:space="preserve"> </w:t>
@@ -4119,73 +4126,51 @@
         <w:jc w:val="left"/>
       </w:pPr>
       <w:r>
-        <w:t>LinkedIn</w:t>
+        <w:t>Linke</w:t>
+      </w:r>
+      <w:r>
+        <w:t>d</w:t>
+      </w:r>
+      <w:r>
+        <w:t>I</w:t>
+      </w:r>
+      <w:r>
+        <w:t>n</w:t>
       </w:r>
       <w:hyperlink r:id="rId27">
         <w:r>
           <w:t>:</w:t>
         </w:r>
       </w:hyperlink>
+      <w:r>
+        <w:t xml:space="preserve"> </w:t>
+      </w:r>
+      <w:r>
+        <w:rPr>
+          <w:color w:val="467886"/>
+          <w:u w:val="single" w:color="467886"/>
+        </w:rPr>
+        <w:t>https://www.linkedin.com/in/</w:t>
+      </w:r>
+      <w:r>
+        <w:rPr>
+          <w:color w:val="467886"/>
+          <w:u w:val="single" w:color="467886"/>
+        </w:rPr>
+        <w:t>hammton-ndeke</w:t>
+      </w:r>
+      <w:r>
+        <w:rPr>
+          <w:color w:val="467886"/>
+          <w:u w:val="single" w:color="467886"/>
+        </w:rPr>
+        <w:t>/</w:t>
+      </w:r>
       <w:hyperlink r:id="rId28">
         <w:r>
           <w:t xml:space="preserve"> </w:t>
         </w:r>
       </w:hyperlink>
-      <w:hyperlink r:id="rId29">
-        <w:r>
-          <w:rPr>
-            <w:color w:val="467886"/>
-            <w:u w:val="single" w:color="467886"/>
-          </w:rPr>
-          <w:t>https://www.linkedin.com/in/harrison</w:t>
-        </w:r>
-      </w:hyperlink>
-      <w:hyperlink r:id="rId30">
-        <w:r>
-          <w:rPr>
-            <w:color w:val="467886"/>
-            <w:u w:val="single" w:color="467886"/>
-          </w:rPr>
-          <w:t>-</w:t>
-        </w:r>
-      </w:hyperlink>
-      <w:hyperlink r:id="rId31">
-        <w:r>
-          <w:rPr>
-            <w:color w:val="467886"/>
-            <w:u w:val="single" w:color="467886"/>
-          </w:rPr>
-          <w:t>ndeke</w:t>
-        </w:r>
-      </w:hyperlink>
-      <w:hyperlink r:id="rId32">
-        <w:r>
-          <w:rPr>
-            <w:color w:val="467886"/>
-            <w:u w:val="single" w:color="467886"/>
-          </w:rPr>
-          <w:t>-</w:t>
-        </w:r>
-      </w:hyperlink>
-      <w:hyperlink r:id="rId33">
-        <w:r>
-          <w:rPr>
-            <w:color w:val="467886"/>
-            <w:u w:val="single" w:color="467886"/>
-          </w:rPr>
-          <w:t>168aa9263/</w:t>
-        </w:r>
-      </w:hyperlink>
-      <w:hyperlink r:id="rId34">
-        <w:r>
-          <w:t xml:space="preserve"> </w:t>
-        </w:r>
-      </w:hyperlink>
-      <w:hyperlink r:id="rId35">
-        <w:r>
-          <w:t xml:space="preserve"> </w:t>
-        </w:r>
-      </w:hyperlink>
     </w:p>
     <w:p>
       <w:pPr>
@@ -4214,9 +4199,9 @@
       </w:r>
     </w:p>
     <w:sectPr>
-      <w:footerReference w:type="even" r:id="rId36"/>
-      <w:footerReference w:type="default" r:id="rId37"/>
-      <w:footerReference w:type="first" r:id="rId38"/>
+      <w:footerReference w:type="even" r:id="rId29"/>
+      <w:footerReference w:type="default" r:id="rId30"/>
+      <w:footerReference w:type="first" r:id="rId31"/>
       <w:pgSz w:w="12240" w:h="15840"/>
       <w:pgMar w:top="1452" w:right="1277" w:bottom="1750" w:left="1532" w:header="720" w:footer="612" w:gutter="0"/>
       <w:cols w:space="720"/>
